--- a/source/reference_documents/tertiary_documents/design/Threat Modeling/model creation/Threat Modeling - Model Creation.docx
+++ b/source/reference_documents/tertiary_documents/design/Threat Modeling/model creation/Threat Modeling - Model Creation.docx
@@ -41,7 +41,7 @@
         <w:t xml:space="preserve">Version </w:t>
       </w:r>
       <w:r>
-        <w:t>8</w:t>
+        <w:t>9</w:t>
       </w:r>
     </w:p>
     <w:p>
@@ -58,7 +58,7 @@
         <w:rPr>
           <w:noProof/>
         </w:rPr>
-        <w:t>3/20/25 2:03 PM</w:t>
+        <w:t>4/27/26 12:32 PM</w:t>
       </w:r>
       <w:r>
         <w:fldChar w:fldCharType="end"/>
@@ -204,45 +204,7 @@
         <w:t>identify design deficiencies related to cybersecurity as early in the product development process as possible</w:t>
       </w:r>
       <w:r>
-        <w:t xml:space="preserve">. This is necessary given the nature of safety-critical, cyber-physical systems, subject to certifications such as </w:t>
-      </w:r>
-      <w:r>
-        <w:rPr>
-          <w:b/>
-          <w:bCs/>
-        </w:rPr>
-        <w:t>ISO</w:t>
-      </w:r>
-      <w:r>
-        <w:rPr>
-          <w:b/>
-          <w:bCs/>
-        </w:rPr>
-        <w:t>/SAE</w:t>
-      </w:r>
-      <w:r>
-        <w:rPr>
-          <w:b/>
-          <w:bCs/>
-        </w:rPr>
-        <w:t xml:space="preserve"> 21434</w:t>
-      </w:r>
-      <w:r>
-        <w:t xml:space="preserve"> and </w:t>
-      </w:r>
-      <w:r>
-        <w:rPr>
-          <w:b/>
-          <w:bCs/>
-        </w:rPr>
-        <w:t xml:space="preserve">ISO </w:t>
-      </w:r>
-      <w:r>
-        <w:rPr>
-          <w:b/>
-          <w:bCs/>
-        </w:rPr>
-        <w:t>26262</w:t>
+        <w:t>. This is necessary given the nature of safety-critical, cyber-physical systems</w:t>
       </w:r>
       <w:r>
         <w:rPr>
@@ -338,8 +300,184 @@
     </w:p>
     <w:p>
       <w:pPr>
+        <w:pStyle w:val="Heading1"/>
+      </w:pPr>
+      <w:r>
+        <w:t>License</w:t>
+      </w:r>
+    </w:p>
+    <w:p>
+      <w:r>
+        <w:t xml:space="preserve">This work </w:t>
+      </w:r>
+      <w:r>
+        <w:t xml:space="preserve">was created by </w:t>
+      </w:r>
+      <w:r>
+        <w:rPr>
+          <w:b/>
+          <w:bCs/>
+        </w:rPr>
+        <w:t>Torc Robotics</w:t>
+      </w:r>
+      <w:r>
+        <w:t xml:space="preserve"> and </w:t>
+      </w:r>
+      <w:r>
+        <w:t xml:space="preserve">is licensed under the </w:t>
+      </w:r>
+      <w:r>
+        <w:rPr>
+          <w:b/>
+          <w:bCs/>
+        </w:rPr>
+        <w:t>Creative Commons Attribution-Share Alike (CC</w:t>
+      </w:r>
+      <w:r>
+        <w:rPr>
+          <w:b/>
+          <w:bCs/>
+        </w:rPr>
+        <w:t xml:space="preserve"> BY</w:t>
+      </w:r>
+      <w:r>
+        <w:rPr>
+          <w:b/>
+          <w:bCs/>
+        </w:rPr>
+        <w:t>-SA</w:t>
+      </w:r>
+      <w:r>
+        <w:rPr>
+          <w:b/>
+          <w:bCs/>
+        </w:rPr>
+        <w:t>-4.0</w:t>
+      </w:r>
+      <w:r>
+        <w:rPr>
+          <w:b/>
+          <w:bCs/>
+        </w:rPr>
+        <w:t>)</w:t>
+      </w:r>
+      <w:r>
+        <w:t xml:space="preserve"> License</w:t>
+      </w:r>
+      <w:r>
+        <w:t>.</w:t>
+      </w:r>
+    </w:p>
+    <w:p>
+      <w:pPr>
         <w:pStyle w:val="FirstParagraph"/>
-      </w:pPr>
+        <w:rPr>
+          <w:rStyle w:val="Hyperlink"/>
+        </w:rPr>
+      </w:pPr>
+      <w:hyperlink r:id="rId7" w:history="1">
+        <w:r>
+          <w:rPr>
+            <w:rStyle w:val="Hyperlink"/>
+          </w:rPr>
+          <w:t>https://creativecommons.org/licenses/by/4.0/legalcode</w:t>
+        </w:r>
+      </w:hyperlink>
+    </w:p>
+    <w:p>
+      <w:pPr>
+        <w:pStyle w:val="FirstParagraph"/>
+      </w:pPr>
+    </w:p>
+    <w:p>
+      <w:pPr>
+        <w:pStyle w:val="Heading1"/>
+      </w:pPr>
+      <w:r>
+        <w:lastRenderedPageBreak/>
+        <w:t>Audience</w:t>
+      </w:r>
+    </w:p>
+    <w:p>
+      <w:r>
+        <w:t xml:space="preserve">The audience of this document is the cybersecurity practitioner who will be conducting the </w:t>
+      </w:r>
+      <w:r>
+        <w:t xml:space="preserve">cybersecurity </w:t>
+      </w:r>
+      <w:r>
+        <w:t>threat model</w:t>
+      </w:r>
+      <w:r>
+        <w:t xml:space="preserve"> creation</w:t>
+      </w:r>
+      <w:r>
+        <w:t>.</w:t>
+      </w:r>
+    </w:p>
+    <w:p>
+      <w:pPr>
+        <w:pStyle w:val="Heading1"/>
+      </w:pPr>
+      <w:r>
+        <w:t>Completeness of Output</w:t>
+      </w:r>
+    </w:p>
+    <w:p>
+      <w:pPr>
+        <w:pStyle w:val="BodyText"/>
+      </w:pPr>
+      <w:r>
+        <w:t>Since threat modeling is an as-is analysis, it is critical to ensure that the information gathered is as accurate and complete as possible. As with any cybersecurity assessment, it is not the place of the cybersecurity SME to make assumptions on the part of engineering. All information should be sourced from and confirmed by the owner of the element under consideration.</w:t>
+      </w:r>
+    </w:p>
+    <w:p>
+      <w:pPr>
+        <w:pStyle w:val="BodyText"/>
+      </w:pPr>
+      <w:r>
+        <w:t>When information is not available for either a given section of the template or parts thereof, this should be noted. Major omissions should be recorded in the cybersecurity risk register.</w:t>
+      </w:r>
+    </w:p>
+    <w:p>
+      <w:pPr>
+        <w:pStyle w:val="Heading1"/>
+      </w:pPr>
+      <w:r>
+        <w:t>Disposition of Output</w:t>
+      </w:r>
+    </w:p>
+    <w:p>
+      <w:pPr>
+        <w:pStyle w:val="BodyText"/>
+      </w:pPr>
+      <w:r>
+        <w:t xml:space="preserve">Once completed, the generated output should be </w:t>
+      </w:r>
+      <w:r>
+        <w:t>managed in</w:t>
+      </w:r>
+      <w:r>
+        <w:t xml:space="preserve"> the organization’s </w:t>
+      </w:r>
+      <w:r>
+        <w:t>document</w:t>
+      </w:r>
+      <w:r>
+        <w:t xml:space="preserve"> management system</w:t>
+      </w:r>
+      <w:r>
+        <w:t xml:space="preserve"> (</w:t>
+      </w:r>
+      <w:r>
+        <w:t>D</w:t>
+      </w:r>
+      <w:r>
+        <w:t>MS)</w:t>
+      </w:r>
+      <w:r>
+        <w:t xml:space="preserve"> as a document of record.</w:t>
+      </w:r>
     </w:p>
     <w:p>
       <w:pPr>
@@ -356,107 +494,6 @@
       <w:pPr>
         <w:pStyle w:val="Heading1"/>
       </w:pPr>
-      <w:r>
-        <w:lastRenderedPageBreak/>
-        <w:t>Audience</w:t>
-      </w:r>
-    </w:p>
-    <w:p>
-      <w:r>
-        <w:t xml:space="preserve">The audience of this document is the cybersecurity practitioner who will be conducting the </w:t>
-      </w:r>
-      <w:r>
-        <w:t xml:space="preserve">cybersecurity </w:t>
-      </w:r>
-      <w:r>
-        <w:t>threat model</w:t>
-      </w:r>
-      <w:r>
-        <w:t xml:space="preserve"> creation</w:t>
-      </w:r>
-      <w:r>
-        <w:t>.</w:t>
-      </w:r>
-    </w:p>
-    <w:p>
-      <w:pPr>
-        <w:pStyle w:val="Heading1"/>
-      </w:pPr>
-      <w:r>
-        <w:t>Completeness of Output</w:t>
-      </w:r>
-    </w:p>
-    <w:p>
-      <w:pPr>
-        <w:pStyle w:val="BodyText"/>
-      </w:pPr>
-      <w:r>
-        <w:t>Since threat modeling is an as-is analysis, it is critical to ensure that the information gathered is as accurate and complete as possible. As with any cybersecurity assessment, it is not the place of the cybersecurity SME to make assumptions on the part of engineering. All information should be sourced from and confirmed by the owner of the element under consideration.</w:t>
-      </w:r>
-    </w:p>
-    <w:p>
-      <w:pPr>
-        <w:pStyle w:val="BodyText"/>
-      </w:pPr>
-      <w:r>
-        <w:t>When information is not available for either a given section of the template or parts thereof, this should be noted. Major omissions should be recorded in the cybersecurity risk register.</w:t>
-      </w:r>
-    </w:p>
-    <w:p>
-      <w:pPr>
-        <w:pStyle w:val="Heading1"/>
-      </w:pPr>
-      <w:r>
-        <w:t>Disposition of Output</w:t>
-      </w:r>
-    </w:p>
-    <w:p>
-      <w:pPr>
-        <w:pStyle w:val="BodyText"/>
-      </w:pPr>
-      <w:r>
-        <w:t xml:space="preserve">Once completed, the generated output should be </w:t>
-      </w:r>
-      <w:r>
-        <w:t>managed in</w:t>
-      </w:r>
-      <w:r>
-        <w:t xml:space="preserve"> the organization’s </w:t>
-      </w:r>
-      <w:r>
-        <w:t>document</w:t>
-      </w:r>
-      <w:r>
-        <w:t xml:space="preserve"> management system</w:t>
-      </w:r>
-      <w:r>
-        <w:t xml:space="preserve"> (</w:t>
-      </w:r>
-      <w:r>
-        <w:t>D</w:t>
-      </w:r>
-      <w:r>
-        <w:t>MS)</w:t>
-      </w:r>
-      <w:r>
-        <w:t xml:space="preserve"> as a document of record.</w:t>
-      </w:r>
-    </w:p>
-    <w:p>
-      <w:pPr>
-        <w:rPr>
-          <w:sz w:val="40"/>
-          <w:szCs w:val="40"/>
-        </w:rPr>
-      </w:pPr>
-      <w:r>
-        <w:br w:type="page"/>
-      </w:r>
-    </w:p>
-    <w:p>
-      <w:pPr>
-        <w:pStyle w:val="Heading1"/>
-      </w:pPr>
       <w:bookmarkStart w:id="4" w:name="_Model_Creation_Activity"/>
       <w:bookmarkEnd w:id="4"/>
       <w:r>
@@ -636,17 +673,42 @@
         <w:t>NIST NCWF</w:t>
       </w:r>
       <w:r>
-        <w:t xml:space="preserve"> role SP-ARC-002 and detailed in section </w:t>
-      </w:r>
-      <w:r>
-        <w:rPr>
-          <w:b/>
-          <w:bCs/>
-        </w:rPr>
-        <w:t>12.7 Security Architect</w:t>
-      </w:r>
-      <w:r>
-        <w:t xml:space="preserve"> of the AVCDL primary document </w:t>
+        <w:t xml:space="preserve"> role SP-ARC-002 and detailed in </w:t>
+      </w:r>
+      <w:r>
+        <w:t>the</w:t>
+      </w:r>
+      <w:r>
+        <w:t xml:space="preserve"> </w:t>
+      </w:r>
+      <w:r>
+        <w:rPr>
+          <w:b/>
+          <w:bCs/>
+        </w:rPr>
+        <w:t>NCWF Roles - Security Architect</w:t>
+      </w:r>
+      <w:r>
+        <w:t xml:space="preserve"> section of the </w:t>
+      </w:r>
+      <w:r>
+        <w:rPr>
+          <w:b/>
+          <w:bCs/>
+        </w:rPr>
+        <w:t>AVCDL Background Material</w:t>
+      </w:r>
+      <w:r>
+        <w:t xml:space="preserve"> elaboration</w:t>
+      </w:r>
+      <w:r>
+        <w:t xml:space="preserve"> </w:t>
+      </w:r>
+      <w:r>
+        <w:t>document</w:t>
+      </w:r>
+      <w:r>
+        <w:t xml:space="preserve"> </w:t>
       </w:r>
       <w:r>
         <w:rPr>
@@ -655,7 +717,25 @@
           <w:color w:val="0070C0"/>
           <w:vertAlign w:val="superscript"/>
         </w:rPr>
-        <w:t>[1]</w:t>
+        <w:t>[1</w:t>
+      </w:r>
+      <w:r>
+        <w:rPr>
+          <w:b/>
+          <w:bCs/>
+          <w:color w:val="0070C0"/>
+          <w:vertAlign w:val="superscript"/>
+        </w:rPr>
+        <w:t>0</w:t>
+      </w:r>
+      <w:r>
+        <w:rPr>
+          <w:b/>
+          <w:bCs/>
+          <w:color w:val="0070C0"/>
+          <w:vertAlign w:val="superscript"/>
+        </w:rPr>
+        <w:t>]</w:t>
       </w:r>
       <w:r>
         <w:t>.</w:t>
@@ -940,7 +1020,7 @@
                     <pic:cNvPicPr/>
                   </pic:nvPicPr>
                   <pic:blipFill>
-                    <a:blip r:embed="rId7"/>
+                    <a:blip r:embed="rId8"/>
                     <a:stretch>
                       <a:fillRect/>
                     </a:stretch>
@@ -1170,7 +1250,7 @@
                     <pic:cNvPicPr/>
                   </pic:nvPicPr>
                   <pic:blipFill>
-                    <a:blip r:embed="rId8"/>
+                    <a:blip r:embed="rId9"/>
                     <a:stretch>
                       <a:fillRect/>
                     </a:stretch>
@@ -1645,7 +1725,7 @@
                     <pic:cNvPicPr/>
                   </pic:nvPicPr>
                   <pic:blipFill>
-                    <a:blip r:embed="rId9"/>
+                    <a:blip r:embed="rId10"/>
                     <a:stretch>
                       <a:fillRect/>
                     </a:stretch>
@@ -1863,7 +1943,7 @@
                     <pic:cNvPicPr/>
                   </pic:nvPicPr>
                   <pic:blipFill>
-                    <a:blip r:embed="rId10"/>
+                    <a:blip r:embed="rId11"/>
                     <a:stretch>
                       <a:fillRect/>
                     </a:stretch>
@@ -2152,7 +2232,7 @@
                     <pic:cNvPicPr/>
                   </pic:nvPicPr>
                   <pic:blipFill>
-                    <a:blip r:embed="rId11"/>
+                    <a:blip r:embed="rId12"/>
                     <a:stretch>
                       <a:fillRect/>
                     </a:stretch>
@@ -2288,7 +2368,7 @@
                     <pic:cNvPicPr/>
                   </pic:nvPicPr>
                   <pic:blipFill>
-                    <a:blip r:embed="rId12"/>
+                    <a:blip r:embed="rId13"/>
                     <a:stretch>
                       <a:fillRect/>
                     </a:stretch>
@@ -2514,7 +2594,7 @@
                     </pic:cNvPicPr>
                   </pic:nvPicPr>
                   <pic:blipFill>
-                    <a:blip r:embed="rId13"/>
+                    <a:blip r:embed="rId14"/>
                     <a:stretch>
                       <a:fillRect/>
                     </a:stretch>
@@ -2597,7 +2677,7 @@
                     <pic:cNvPicPr/>
                   </pic:nvPicPr>
                   <pic:blipFill>
-                    <a:blip r:embed="rId14"/>
+                    <a:blip r:embed="rId15"/>
                     <a:stretch>
                       <a:fillRect/>
                     </a:stretch>
@@ -2964,7 +3044,7 @@
                     </pic:cNvPicPr>
                   </pic:nvPicPr>
                   <pic:blipFill>
-                    <a:blip r:embed="rId15"/>
+                    <a:blip r:embed="rId16"/>
                     <a:stretch>
                       <a:fillRect/>
                     </a:stretch>
@@ -3020,7 +3100,7 @@
                     </pic:cNvPicPr>
                   </pic:nvPicPr>
                   <pic:blipFill>
-                    <a:blip r:embed="rId16"/>
+                    <a:blip r:embed="rId17"/>
                     <a:stretch>
                       <a:fillRect/>
                     </a:stretch>
@@ -3084,7 +3164,7 @@
                     <pic:cNvPicPr/>
                   </pic:nvPicPr>
                   <pic:blipFill>
-                    <a:blip r:embed="rId17"/>
+                    <a:blip r:embed="rId18"/>
                     <a:stretch>
                       <a:fillRect/>
                     </a:stretch>
@@ -3140,7 +3220,7 @@
                     <pic:cNvPicPr/>
                   </pic:nvPicPr>
                   <pic:blipFill>
-                    <a:blip r:embed="rId18"/>
+                    <a:blip r:embed="rId19"/>
                     <a:stretch>
                       <a:fillRect/>
                     </a:stretch>
@@ -3229,7 +3309,7 @@
                     <pic:cNvPicPr/>
                   </pic:nvPicPr>
                   <pic:blipFill>
-                    <a:blip r:embed="rId19"/>
+                    <a:blip r:embed="rId20"/>
                     <a:stretch>
                       <a:fillRect/>
                     </a:stretch>
@@ -3342,7 +3422,7 @@
                     <pic:cNvPicPr/>
                   </pic:nvPicPr>
                   <pic:blipFill>
-                    <a:blip r:embed="rId20"/>
+                    <a:blip r:embed="rId21"/>
                     <a:stretch>
                       <a:fillRect/>
                     </a:stretch>
@@ -3484,7 +3564,7 @@
                     <pic:cNvPicPr/>
                   </pic:nvPicPr>
                   <pic:blipFill>
-                    <a:blip r:embed="rId21"/>
+                    <a:blip r:embed="rId22"/>
                     <a:stretch>
                       <a:fillRect/>
                     </a:stretch>
@@ -3613,7 +3693,7 @@
                     <pic:cNvPicPr/>
                   </pic:nvPicPr>
                   <pic:blipFill>
-                    <a:blip r:embed="rId22"/>
+                    <a:blip r:embed="rId23"/>
                     <a:stretch>
                       <a:fillRect/>
                     </a:stretch>
@@ -4333,7 +4413,7 @@
                     <pic:cNvPicPr/>
                   </pic:nvPicPr>
                   <pic:blipFill>
-                    <a:blip r:embed="rId23"/>
+                    <a:blip r:embed="rId24"/>
                     <a:stretch>
                       <a:fillRect/>
                     </a:stretch>
@@ -4673,7 +4753,7 @@
                     <pic:cNvPicPr/>
                   </pic:nvPicPr>
                   <pic:blipFill>
-                    <a:blip r:embed="rId24"/>
+                    <a:blip r:embed="rId25"/>
                     <a:stretch>
                       <a:fillRect/>
                     </a:stretch>
@@ -4895,7 +4975,7 @@
                     <pic:cNvPicPr/>
                   </pic:nvPicPr>
                   <pic:blipFill>
-                    <a:blip r:embed="rId25"/>
+                    <a:blip r:embed="rId26"/>
                     <a:stretch>
                       <a:fillRect/>
                     </a:stretch>
@@ -5013,7 +5093,7 @@
                     <pic:cNvPicPr/>
                   </pic:nvPicPr>
                   <pic:blipFill>
-                    <a:blip r:embed="rId26"/>
+                    <a:blip r:embed="rId27"/>
                     <a:stretch>
                       <a:fillRect/>
                     </a:stretch>
@@ -5178,7 +5258,7 @@
                     <pic:cNvPicPr/>
                   </pic:nvPicPr>
                   <pic:blipFill>
-                    <a:blip r:embed="rId27"/>
+                    <a:blip r:embed="rId28"/>
                     <a:stretch>
                       <a:fillRect/>
                     </a:stretch>
@@ -5330,7 +5410,7 @@
                     <pic:cNvPicPr/>
                   </pic:nvPicPr>
                   <pic:blipFill>
-                    <a:blip r:embed="rId28"/>
+                    <a:blip r:embed="rId29"/>
                     <a:stretch>
                       <a:fillRect/>
                     </a:stretch>
@@ -5698,7 +5778,7 @@
                     <pic:cNvPicPr/>
                   </pic:nvPicPr>
                   <pic:blipFill>
-                    <a:blip r:embed="rId29"/>
+                    <a:blip r:embed="rId30"/>
                     <a:stretch>
                       <a:fillRect/>
                     </a:stretch>
@@ -6097,7 +6177,7 @@
                     <pic:cNvPicPr/>
                   </pic:nvPicPr>
                   <pic:blipFill>
-                    <a:blip r:embed="rId30"/>
+                    <a:blip r:embed="rId31"/>
                     <a:stretch>
                       <a:fillRect/>
                     </a:stretch>
@@ -6300,7 +6380,7 @@
                     <pic:cNvPicPr/>
                   </pic:nvPicPr>
                   <pic:blipFill>
-                    <a:blip r:embed="rId31"/>
+                    <a:blip r:embed="rId32"/>
                     <a:stretch>
                       <a:fillRect/>
                     </a:stretch>
@@ -6535,7 +6615,7 @@
                     <pic:cNvPicPr/>
                   </pic:nvPicPr>
                   <pic:blipFill>
-                    <a:blip r:embed="rId32"/>
+                    <a:blip r:embed="rId33"/>
                     <a:stretch>
                       <a:fillRect/>
                     </a:stretch>
@@ -6979,7 +7059,7 @@
                     <pic:cNvPicPr/>
                   </pic:nvPicPr>
                   <pic:blipFill>
-                    <a:blip r:embed="rId33"/>
+                    <a:blip r:embed="rId34"/>
                     <a:stretch>
                       <a:fillRect/>
                     </a:stretch>
@@ -7423,7 +7503,7 @@
         </w:rPr>
         <w:br/>
       </w:r>
-      <w:hyperlink r:id="rId34" w:history="1">
+      <w:hyperlink r:id="rId35" w:history="1">
         <w:r>
           <w:rPr>
             <w:rStyle w:val="Hyperlink"/>
@@ -7459,11 +7539,33 @@
         <w:t xml:space="preserve"> </w:t>
       </w:r>
     </w:p>
+    <w:p>
+      <w:pPr>
+        <w:pStyle w:val="ListParagraph"/>
+        <w:numPr>
+          <w:ilvl w:val="0"/>
+          <w:numId w:val="3"/>
+        </w:numPr>
+        <w:rPr>
+          <w:color w:val="000000" w:themeColor="text1"/>
+        </w:rPr>
+      </w:pPr>
+      <w:r>
+        <w:rPr>
+          <w:b/>
+          <w:bCs/>
+        </w:rPr>
+        <w:t xml:space="preserve">AVCDL Background Material </w:t>
+      </w:r>
+      <w:r>
+        <w:t>(AVCDL elaboration document)</w:t>
+      </w:r>
+    </w:p>
     <w:p/>
     <w:sectPr>
-      <w:footerReference w:type="even" r:id="rId35"/>
-      <w:footerReference w:type="default" r:id="rId36"/>
-      <w:headerReference w:type="first" r:id="rId37"/>
+      <w:footerReference w:type="even" r:id="rId36"/>
+      <w:footerReference w:type="default" r:id="rId37"/>
+      <w:headerReference w:type="first" r:id="rId38"/>
       <w:pgSz w:w="12226" w:h="15840"/>
       <w:pgMar w:top="1440" w:right="1440" w:bottom="1440" w:left="1440" w:header="720" w:footer="0" w:gutter="0"/>
       <w:pgNumType w:start="1"/>

--- a/source/reference_documents/tertiary_documents/design/Threat Modeling/model creation/Threat Modeling - Model Creation.docx
+++ b/source/reference_documents/tertiary_documents/design/Threat Modeling/model creation/Threat Modeling - Model Creation.docx
@@ -41,7 +41,7 @@
         <w:t xml:space="preserve">Version </w:t>
       </w:r>
       <w:r>
-        <w:t>9</w:t>
+        <w:t>10</w:t>
       </w:r>
     </w:p>
     <w:p>
@@ -58,7 +58,7 @@
         <w:rPr>
           <w:noProof/>
         </w:rPr>
-        <w:t>4/27/26 12:32 PM</w:t>
+        <w:t>7/20/26 1:18 PM</w:t>
       </w:r>
       <w:r>
         <w:fldChar w:fldCharType="end"/>
